--- a/content/Bios/Raymond_Powe.docx
+++ b/content/Bios/Raymond_Powe.docx
@@ -1,174 +1,8 @@
 
 <file path=word/document.xml><?xml version="1.0" encoding="utf-8"?>
-<w:document xmlns:w14="http://schemas.microsoft.com/office/word/2010/wordml" xmlns:wp14="http://schemas.microsoft.com/office/word/2010/wordprocessingDrawing" xmlns:w="http://schemas.openxmlformats.org/wordprocessingml/2006/main" xmlns:m="http://schemas.openxmlformats.org/officeDocument/2006/math" xmlns:r="http://schemas.openxmlformats.org/officeDocument/2006/relationships" xmlns:o="urn:schemas-microsoft-com:office:office" xmlns:v="urn:schemas-microsoft-com:vml" xmlns:w10="urn:schemas-microsoft-com:office:word" xmlns:a="http://schemas.openxmlformats.org/drawingml/2006/main" xmlns:pic="http://schemas.openxmlformats.org/drawingml/2006/picture" xmlns:wp="http://schemas.openxmlformats.org/drawingml/2006/wordprocessingDrawing" xmlns:mc="http://schemas.openxmlformats.org/markup-compatibility/2006" mc:Ignorable="w14 wp14">
+<w:document xmlns:ns1="http://schemas.openxmlformats.org/markup-compatibility/2006" xmlns:ns2="http://schemas.microsoft.com/office/word/2010/wordml" xmlns:w="http://schemas.openxmlformats.org/wordprocessingml/2006/main" ns1:Ignorable="w14 wp14">
   <w:body>
-    <w:p xmlns:wp14="http://schemas.microsoft.com/office/word/2010/wordml" wp14:textId="77777777">
-      <w:pPr>
-        <w:pStyle w:val="FirstParagraph"/>
-      </w:pPr>
-      <w:r>
-        <w:rPr/>
-        <w:t>2002 Hall of Fame Inductee Raymond Powe – Colorado Springs</w:t>
-      </w:r>
-      <w:r>
-        <w:rPr/>
-        <w:t xml:space="preserve"> </w:t>
-      </w:r>
-      <w:r>
-        <w:rPr/>
-        <w:t>During a 34-year high school officiating career which ran from 1976 to 1999, Ray Powe</w:t>
-      </w:r>
-      <w:r>
-        <w:rPr/>
-        <w:t xml:space="preserve"> </w:t>
-      </w:r>
-      <w:r>
-        <w:rPr/>
-        <w:t>made significant contributions to five sports. In addition to our national pastime, Ray</w:t>
-      </w:r>
-      <w:r>
-        <w:rPr/>
-        <w:t xml:space="preserve"> </w:t>
-      </w:r>
-      <w:r>
-        <w:rPr/>
-        <w:t>worked football (19 years), basketball (17 years), softball (13 years</w:t>
-      </w:r>
-      <w:r>
-        <w:rPr/>
-        <w:t>)</w:t>
-      </w:r>
-      <w:r>
-        <w:rPr/>
-        <w:t xml:space="preserve"> and volleyball (five</w:t>
-      </w:r>
-      <w:r>
-        <w:rPr/>
-        <w:t xml:space="preserve"> </w:t>
-      </w:r>
-      <w:r>
-        <w:rPr/>
-        <w:t>years).</w:t>
-      </w:r>
-      <w:r>
-        <w:rPr/>
-        <w:t xml:space="preserve"> </w:t>
-      </w:r>
-      <w:r>
-        <w:rPr/>
-        <w:t>Ray began umpiring youth baseball as a member of the U.S. Army in Germany in 1966. Over</w:t>
-      </w:r>
-      <w:r>
-        <w:rPr/>
-        <w:t xml:space="preserve"> </w:t>
-      </w:r>
-      <w:r>
-        <w:rPr/>
-        <w:t>the following decade he missed two seasons due to two separate Vietnam tours. When he</w:t>
-      </w:r>
-      <w:r>
-        <w:rPr/>
-        <w:t xml:space="preserve"> </w:t>
-      </w:r>
-      <w:r>
-        <w:rPr/>
-        <w:t>retired from active duty at Fort Carson in 1976, he brought eight years of experience to high</w:t>
-      </w:r>
-      <w:r>
-        <w:rPr/>
-        <w:t xml:space="preserve"> </w:t>
-      </w:r>
-      <w:r>
-        <w:rPr/>
-        <w:t>school baseball.</w:t>
-      </w:r>
-      <w:r>
-        <w:rPr/>
-        <w:t xml:space="preserve"> </w:t>
-      </w:r>
-      <w:r>
-        <w:rPr/>
-        <w:t>Ray soon became one of the most steady and respected umpires in the Colorado Springs</w:t>
-      </w:r>
-      <w:r>
-        <w:rPr/>
-        <w:t xml:space="preserve"> </w:t>
-      </w:r>
-      <w:r>
-        <w:rPr/>
-        <w:t>association</w:t>
-      </w:r>
-      <w:r>
-        <w:rPr/>
-        <w:t xml:space="preserve">. He </w:t>
-      </w:r>
-      <w:r>
-        <w:rPr/>
-        <w:t>worked</w:t>
-      </w:r>
-      <w:r>
-        <w:rPr/>
-        <w:t xml:space="preserve"> district playoffs for ten years, regional playoffs for five years. He</w:t>
-      </w:r>
-      <w:r>
-        <w:rPr/>
-        <w:t xml:space="preserve"> </w:t>
-      </w:r>
-      <w:r>
-        <w:rPr/>
-        <w:t>earned three invitations to state championship games, last appearing behind the plate for</w:t>
-      </w:r>
-      <w:r>
-        <w:rPr/>
-        <w:t xml:space="preserve"> </w:t>
-      </w:r>
-      <w:r>
-        <w:rPr/>
-        <w:t xml:space="preserve">the 1996 2A finale. He also </w:t>
-      </w:r>
-      <w:r>
-        <w:rPr/>
-        <w:t>worked</w:t>
-      </w:r>
-      <w:r>
-        <w:rPr/>
-        <w:t xml:space="preserve"> semi-pro games for the Athletes in Action in the 1980’s</w:t>
-      </w:r>
-      <w:r>
-        <w:rPr/>
-        <w:t xml:space="preserve"> </w:t>
-      </w:r>
-      <w:r>
-        <w:rPr/>
-        <w:t>and for Colorado College until their program met its Title IX demise.</w:t>
-      </w:r>
-    </w:p>
-    <w:p>
-      <w:pPr>
-        <w:pStyle w:val="BodyText"/>
-      </w:pPr>
-    </w:p>
-    <w:p>
-      <w:pPr>
-        <w:pStyle w:val="Heading2"/>
-        <w:spacing w:before="261" w:beforeAutospacing="off" w:after="261" w:afterAutospacing="off" w:line="300" w:lineRule="auto"/>
-      </w:pPr>
-      <w:r>
-        <w:rPr>
-          <w:rFonts w:ascii="Segoe UI" w:hAnsi="Segoe UI" w:eastAsia="Segoe UI" w:cs="Segoe UI"/>
-          <w:b w:val="1"/>
-          <w:bCs w:val="1"/>
-          <w:i w:val="0"/>
-          <w:iCs w:val="0"/>
-          <w:noProof w:val="0"/>
-          <w:sz w:val="31"/>
-          <w:szCs w:val="31"/>
-          <w:lang w:val="en-US"/>
-        </w:rPr>
-        <w:t>Revised Biography: Raymond Powe</w:t>
-      </w:r>
-    </w:p>
-    <w:p>
+    <w:p ns2:paraId="24008206" ns2:textId="1AC68361">
       <w:pPr>
         <w:spacing w:before="0" w:beforeAutospacing="off" w:after="0" w:afterAutospacing="off" w:line="300" w:lineRule="auto"/>
       </w:pPr>
@@ -187,7 +21,7 @@
         <w:t>2002 Hall of Fame Inductee – Colorado Springs</w:t>
       </w:r>
     </w:p>
-    <w:p>
+    <w:p ns2:paraId="574F176C" ns2:textId="2D831F81">
       <w:pPr>
         <w:spacing w:before="0" w:beforeAutospacing="off" w:after="0" w:afterAutospacing="off" w:line="300" w:lineRule="auto"/>
         <w:rPr>
@@ -203,7 +37,7 @@
         </w:rPr>
       </w:pPr>
     </w:p>
-    <w:p>
+    <w:p ns2:paraId="76151E18" ns2:textId="77EDFC14">
       <w:pPr>
         <w:spacing w:before="0" w:beforeAutospacing="off" w:after="0" w:afterAutospacing="off" w:line="300" w:lineRule="auto"/>
         <w:rPr>
@@ -261,7 +95,7 @@
         <w:t>, he officiated football for 19 years, basketball for 17 years, softball for 13 years, and volleyball for five years.</w:t>
       </w:r>
     </w:p>
-    <w:p>
+    <w:p ns2:paraId="3C0514C3" ns2:textId="136DAEE3">
       <w:pPr>
         <w:spacing w:before="0" w:beforeAutospacing="off" w:after="0" w:afterAutospacing="off" w:line="300" w:lineRule="auto"/>
         <w:rPr>
@@ -403,7 +237,7 @@
         <w:t>.</w:t>
       </w:r>
     </w:p>
-    <w:p>
+    <w:p ns2:paraId="2250C372" ns2:textId="3CA40643">
       <w:pPr>
         <w:spacing w:before="0" w:beforeAutospacing="off" w:after="0" w:afterAutospacing="off" w:line="300" w:lineRule="auto"/>
         <w:rPr>
@@ -573,7 +407,7 @@
         <w:t xml:space="preserve"> under Title IX.</w:t>
       </w:r>
     </w:p>
-    <w:p>
+    <w:p ns2:paraId="5D245209" ns2:textId="5B333305">
       <w:pPr>
         <w:spacing w:before="0" w:beforeAutospacing="off" w:after="0" w:afterAutospacing="off" w:line="300" w:lineRule="auto"/>
         <w:rPr>
@@ -603,7 +437,7 @@
         <w:t>Ray Powe’s long service, versatility, and steady presence left a lasting impact on officials and athletes throughout the region.</w:t>
       </w:r>
     </w:p>
-    <w:p>
+    <w:p ns2:paraId="748CDFDB" ns2:textId="4F739B10">
       <w:pPr>
         <w:pStyle w:val="BodyText"/>
       </w:pPr>
